--- a/public/guides/embedded-page.docx
+++ b/public/guides/embedded-page.docx
@@ -35,7 +35,7 @@
           <w:b/>
           <w:sz w:val="22"/>
         </w:rPr>
-        <w:t>Version 1.0.0</w:t>
+        <w:t>Version 1.1.0</w:t>
       </w:r>
     </w:p>
     <w:p/>
@@ -60,7 +60,7 @@
           <w:color w:val="000000"/>
           <w:sz w:val="22"/>
         </w:rPr>
-        <w:t>This document is a step-by-step guide for Sales and CTS (Customer Technical Support) teams to validate this payment scenario in the Mastercard Gateway MTF (Merchant Test Facility) environment.</w:t>
+        <w:t xml:space="preserve">This document is a step-by-step guide for Sales and CTS (Customer Technical Support) teams to validate this payment scenario in the Mastercard Gateway MTF (Merchant Test Facility) environment.</w:t>
       </w:r>
     </w:p>
     <w:p>
@@ -72,7 +72,7 @@
           <w:color w:val="000000"/>
           <w:sz w:val="22"/>
         </w:rPr>
-        <w:t>The Embedded Page is a merchant-embedded Hosted Checkout flow with fixed configuration (no configuration UI). The gateway payment interface is embedded directly in the merchant page (in an in-page frame) rather than via a full-page redirect, so the shopper stays on the merchant site while the gateway handles the sensitive data. This walkthrough illustrates a card payment with 3-D Secure V2; PayPal, Google Pay and Apple Pay are also available.</w:t>
+        <w:t xml:space="preserve">The Embedded Page is a merchant-embedded Hosted Checkout flow with fixed configuration (no configuration UI). The demo is set in TechGear, a sample hardware store: the shopper fills a cart and checks out, and the gateway's payment form appears inside the TechGear Payment step instead of on a separate page, so the shopper stays on the merchant site while the gateway handles the card data. The amount charged is the cart total. This walkthrough illustrates a card payment with 3-D Secure V2; PayPal and Google Pay may also be offered, depending on the merchant's configuration.</w:t>
       </w:r>
     </w:p>
     <w:p>
@@ -96,7 +96,7 @@
           <w:b/>
           <w:sz w:val="22"/>
         </w:rPr>
-        <w:t>Step 1: Start the checkout</w:t>
+        <w:t>Step 1: Browse the store</w:t>
       </w:r>
     </w:p>
     <w:p>
@@ -108,7 +108,7 @@
           <w:color w:val="000000"/>
           <w:sz w:val="22"/>
         </w:rPr>
-        <w:t>On the merchant page, review the order and select Proceed to Checkout.</w:t>
+        <w:t xml:space="preserve">Open the demo. A thin Demo strip under the header lists the steps and shows the MTF test card. Select Browse Collection or a category, open a product and select Add to Cart.</w:t>
       </w:r>
     </w:p>
     <w:p>
@@ -119,7 +119,7 @@
       <w:r>
         <w:drawing>
           <wp:inline xmlns:a="http://schemas.openxmlformats.org/drawingml/2006/main" xmlns:pic="http://schemas.openxmlformats.org/drawingml/2006/picture">
-            <wp:extent cx="6400800" cy="4035552"/>
+            <wp:extent cx="6400800" cy="4112514"/>
             <wp:docPr id="1" name="Picture 1"/>
             <wp:cNvGraphicFramePr>
               <a:graphicFrameLocks noChangeAspect="1"/>
@@ -128,11 +128,11 @@
               <a:graphicData uri="http://schemas.openxmlformats.org/drawingml/2006/picture">
                 <pic:pic>
                   <pic:nvPicPr>
-                    <pic:cNvPr id="0" name="Screenshot 2026-08-23 at 17.54.48.png"/>
+                    <pic:cNvPr id="0" name="image1.png"/>
                     <pic:cNvPicPr/>
                   </pic:nvPicPr>
                   <pic:blipFill>
-                    <a:blip r:embed="rId10"/>
+                    <a:blip r:embed="rIdImg1"/>
                     <a:stretch>
                       <a:fillRect/>
                     </a:stretch>
@@ -140,7 +140,7 @@
                   <pic:spPr>
                     <a:xfrm>
                       <a:off x="0" y="0"/>
-                      <a:ext cx="6400800" cy="4035552"/>
+                      <a:ext cx="6400800" cy="4112514"/>
                     </a:xfrm>
                     <a:prstGeom prst="rect"/>
                   </pic:spPr>
@@ -162,7 +162,7 @@
           <w:color w:val="595959"/>
           <w:sz w:val="18"/>
         </w:rPr>
-        <w:t>Merchant page — Hosted Checkout Demo (Embedded Page); select Proceed to Checkout.</w:t>
+        <w:t xml:space="preserve">TechGear home page — the Demo strip lists the steps and the MTF test card.</w:t>
       </w:r>
     </w:p>
     <w:p>
@@ -174,7 +174,7 @@
           <w:b/>
           <w:sz w:val="22"/>
         </w:rPr>
-        <w:t>Step 2: Choose a payment method in the embedded form</w:t>
+        <w:t>Step 2: Review the cart</w:t>
       </w:r>
     </w:p>
     <w:p>
@@ -186,7 +186,7 @@
           <w:color w:val="000000"/>
           <w:sz w:val="22"/>
         </w:rPr>
-        <w:t>The gateway payment options render inside the merchant page (labelled “Payment Page embedded in frame”). Select Credit or Debit card to reveal the card entry fields.</w:t>
+        <w:t xml:space="preserve">Open the cart (top right). Change quantities or add the suggested accessory, then select Proceed to Checkout. The total shown is the amount that will be charged.</w:t>
       </w:r>
     </w:p>
     <w:p>
@@ -197,7 +197,7 @@
       <w:r>
         <w:drawing>
           <wp:inline xmlns:a="http://schemas.openxmlformats.org/drawingml/2006/main" xmlns:pic="http://schemas.openxmlformats.org/drawingml/2006/picture">
-            <wp:extent cx="6400800" cy="4696304"/>
+            <wp:extent cx="6400800" cy="4112514"/>
             <wp:docPr id="2" name="Picture 2"/>
             <wp:cNvGraphicFramePr>
               <a:graphicFrameLocks noChangeAspect="1"/>
@@ -206,11 +206,11 @@
               <a:graphicData uri="http://schemas.openxmlformats.org/drawingml/2006/picture">
                 <pic:pic>
                   <pic:nvPicPr>
-                    <pic:cNvPr id="0" name="Screenshot 2026-08-23 at 17.55.05.png"/>
+                    <pic:cNvPr id="0" name="image2.png"/>
                     <pic:cNvPicPr/>
                   </pic:nvPicPr>
                   <pic:blipFill>
-                    <a:blip r:embed="rId11"/>
+                    <a:blip r:embed="rIdImg2"/>
                     <a:stretch>
                       <a:fillRect/>
                     </a:stretch>
@@ -218,7 +218,7 @@
                   <pic:spPr>
                     <a:xfrm>
                       <a:off x="0" y="0"/>
-                      <a:ext cx="6400800" cy="4696304"/>
+                      <a:ext cx="6400800" cy="4112514"/>
                     </a:xfrm>
                     <a:prstGeom prst="rect"/>
                   </pic:spPr>
@@ -240,7 +240,31 @@
           <w:color w:val="595959"/>
           <w:sz w:val="18"/>
         </w:rPr>
-        <w:t>Payment options embedded directly in the merchant page (Payment Page embedded in frame).</w:t>
+        <w:t xml:space="preserve">Cart with two items ($398); select Proceed to Checkout.</w:t>
+      </w:r>
+    </w:p>
+    <w:p>
+      <w:pPr>
+        <w:spacing w:before="200" w:after="40"/>
+      </w:pPr>
+      <w:r>
+        <w:rPr>
+          <w:b/>
+          <w:sz w:val="22"/>
+        </w:rPr>
+        <w:t>Step 3: Open the secure payment form</w:t>
+      </w:r>
+    </w:p>
+    <w:p>
+      <w:pPr>
+        <w:spacing w:after="120"/>
+      </w:pPr>
+      <w:r>
+        <w:rPr>
+          <w:color w:val="000000"/>
+          <w:sz w:val="22"/>
+        </w:rPr>
+        <w:t xml:space="preserve">The TechGear checkout page shows the order summary and a Payment step for Mastercard Hosted Checkout. Select Show secure payment form. The demo's backend creates a checkout session (INITIATE_CHECKOUT) for the cart, and checkout.min.js renders the gateway's form inside the Payment step (Checkout.showEmbeddedPage).</w:t>
       </w:r>
     </w:p>
     <w:p>
@@ -251,7 +275,7 @@
       <w:r>
         <w:drawing>
           <wp:inline xmlns:a="http://schemas.openxmlformats.org/drawingml/2006/main" xmlns:pic="http://schemas.openxmlformats.org/drawingml/2006/picture">
-            <wp:extent cx="6400800" cy="6026937"/>
+            <wp:extent cx="6400800" cy="4112514"/>
             <wp:docPr id="3" name="Picture 3"/>
             <wp:cNvGraphicFramePr>
               <a:graphicFrameLocks noChangeAspect="1"/>
@@ -260,11 +284,11 @@
               <a:graphicData uri="http://schemas.openxmlformats.org/drawingml/2006/picture">
                 <pic:pic>
                   <pic:nvPicPr>
-                    <pic:cNvPr id="0" name="Screenshot 2026-08-23 at 17.55.18.png"/>
+                    <pic:cNvPr id="0" name="image3.png"/>
                     <pic:cNvPicPr/>
                   </pic:nvPicPr>
                   <pic:blipFill>
-                    <a:blip r:embed="rId12"/>
+                    <a:blip r:embed="rIdImg3"/>
                     <a:stretch>
                       <a:fillRect/>
                     </a:stretch>
@@ -272,7 +296,7 @@
                   <pic:spPr>
                     <a:xfrm>
                       <a:off x="0" y="0"/>
-                      <a:ext cx="6400800" cy="6026937"/>
+                      <a:ext cx="6400800" cy="4112514"/>
                     </a:xfrm>
                     <a:prstGeom prst="rect"/>
                   </pic:spPr>
@@ -294,7 +318,7 @@
           <w:color w:val="595959"/>
           <w:sz w:val="18"/>
         </w:rPr>
-        <w:t>Credit or Debit card selected — card entry fields shown in the embedded frame.</w:t>
+        <w:t xml:space="preserve">TechGear checkout — select Show secure payment form.</w:t>
       </w:r>
     </w:p>
     <w:p>
@@ -306,7 +330,7 @@
           <w:b/>
           <w:sz w:val="22"/>
         </w:rPr>
-        <w:t>Step 3: Enter card details and pay</w:t>
+        <w:t>Step 4: Choose a payment method in the embedded form</w:t>
       </w:r>
     </w:p>
     <w:p>
@@ -318,27 +342,7 @@
           <w:color w:val="000000"/>
           <w:sz w:val="22"/>
         </w:rPr>
-        <w:t>Complete the fields (cardholder name, card number, expiry date, security code), then select Pay. Example MTF test card: 5123 4500 0000 0008, expiry 01/39, security code 100.</w:t>
-      </w:r>
-    </w:p>
-    <w:p>
-      <w:pPr>
-        <w:spacing w:before="80" w:after="160"/>
-      </w:pPr>
-      <w:r>
-        <w:rPr>
-          <w:b/>
-          <w:color w:val="C00000"/>
-          <w:sz w:val="22"/>
-        </w:rPr>
-        <w:t xml:space="preserve">Notice: </w:t>
-      </w:r>
-      <w:r>
-        <w:rPr>
-          <w:color w:val="C00000"/>
-          <w:sz w:val="22"/>
-        </w:rPr>
-        <w:t>“The next screen you see may be payment card verification through your card issuer.”</w:t>
+        <w:t xml:space="preserve">The gateway's payment options appear inside the TechGear page. Select Credit or Debit card to reveal the card fields.</w:t>
       </w:r>
     </w:p>
     <w:p>
@@ -349,7 +353,7 @@
       <w:r>
         <w:drawing>
           <wp:inline xmlns:a="http://schemas.openxmlformats.org/drawingml/2006/main" xmlns:pic="http://schemas.openxmlformats.org/drawingml/2006/picture">
-            <wp:extent cx="6400800" cy="6128149"/>
+            <wp:extent cx="6400800" cy="4112514"/>
             <wp:docPr id="4" name="Picture 4"/>
             <wp:cNvGraphicFramePr>
               <a:graphicFrameLocks noChangeAspect="1"/>
@@ -358,11 +362,11 @@
               <a:graphicData uri="http://schemas.openxmlformats.org/drawingml/2006/picture">
                 <pic:pic>
                   <pic:nvPicPr>
-                    <pic:cNvPr id="0" name="Screenshot 2026-08-23 at 17.55.40.png"/>
+                    <pic:cNvPr id="0" name="image4.png"/>
                     <pic:cNvPicPr/>
                   </pic:nvPicPr>
                   <pic:blipFill>
-                    <a:blip r:embed="rId13"/>
+                    <a:blip r:embed="rIdImg4"/>
                     <a:stretch>
                       <a:fillRect/>
                     </a:stretch>
@@ -370,7 +374,7 @@
                   <pic:spPr>
                     <a:xfrm>
                       <a:off x="0" y="0"/>
-                      <a:ext cx="6400800" cy="6128149"/>
+                      <a:ext cx="6400800" cy="4112514"/>
                     </a:xfrm>
                     <a:prstGeom prst="rect"/>
                   </pic:spPr>
@@ -392,7 +396,7 @@
           <w:color w:val="595959"/>
           <w:sz w:val="18"/>
         </w:rPr>
-        <w:t>Card details entered; select Pay.</w:t>
+        <w:t xml:space="preserve">The gateway's payment form embedded in the TechGear Payment step.</w:t>
       </w:r>
     </w:p>
     <w:p>
@@ -404,7 +408,7 @@
           <w:b/>
           <w:sz w:val="22"/>
         </w:rPr>
-        <w:t>Step 4: Complete 3-D Secure authentication</w:t>
+        <w:t>Step 5: Enter card details and pay</w:t>
       </w:r>
     </w:p>
     <w:p>
@@ -416,7 +420,7 @@
           <w:color w:val="000000"/>
           <w:sz w:val="22"/>
         </w:rPr>
-        <w:t>In MTF the ACS Emulator for 3DS V2 appears. Select the authentication result — for a successful flow choose “(Y) Authentication/Account Verification Successful” — then Submit.</w:t>
+        <w:t xml:space="preserve">Complete the fields (cardholder name, card number, expiry date, security code), then select Pay. Example MTF test card: 5123 4500 0000 0008, expiry 01/39, security code 100.</w:t>
       </w:r>
     </w:p>
     <w:p>
@@ -429,14 +433,14 @@
           <w:color w:val="C00000"/>
           <w:sz w:val="22"/>
         </w:rPr>
-        <w:t xml:space="preserve">Important: </w:t>
+        <w:t xml:space="preserve">Notice: </w:t>
       </w:r>
       <w:r>
         <w:rPr>
           <w:color w:val="C00000"/>
           <w:sz w:val="22"/>
         </w:rPr>
-        <w:t>This emulator screen appears only in test environments. In production the shopper completes real issuer authentication.</w:t>
+        <w:t xml:space="preserve">“The next screen you see may be payment card verification through your card issuer.”</w:t>
       </w:r>
     </w:p>
     <w:p>
@@ -447,7 +451,7 @@
       <w:r>
         <w:drawing>
           <wp:inline xmlns:a="http://schemas.openxmlformats.org/drawingml/2006/main" xmlns:pic="http://schemas.openxmlformats.org/drawingml/2006/picture">
-            <wp:extent cx="6400800" cy="3457184"/>
+            <wp:extent cx="6400800" cy="4112514"/>
             <wp:docPr id="5" name="Picture 5"/>
             <wp:cNvGraphicFramePr>
               <a:graphicFrameLocks noChangeAspect="1"/>
@@ -456,11 +460,11 @@
               <a:graphicData uri="http://schemas.openxmlformats.org/drawingml/2006/picture">
                 <pic:pic>
                   <pic:nvPicPr>
-                    <pic:cNvPr id="0" name="Screenshot 2026-08-23 at 17.55.53.png"/>
+                    <pic:cNvPr id="0" name="image5.png"/>
                     <pic:cNvPicPr/>
                   </pic:nvPicPr>
                   <pic:blipFill>
-                    <a:blip r:embed="rId14"/>
+                    <a:blip r:embed="rIdImg5"/>
                     <a:stretch>
                       <a:fillRect/>
                     </a:stretch>
@@ -468,7 +472,7 @@
                   <pic:spPr>
                     <a:xfrm>
                       <a:off x="0" y="0"/>
-                      <a:ext cx="6400800" cy="3457184"/>
+                      <a:ext cx="6400800" cy="4112514"/>
                     </a:xfrm>
                     <a:prstGeom prst="rect"/>
                   </pic:spPr>
@@ -490,7 +494,7 @@
           <w:color w:val="595959"/>
           <w:sz w:val="18"/>
         </w:rPr>
-        <w:t>3-D Secure V2 — ACS Emulator authentication result, then Submit.</w:t>
+        <w:t xml:space="preserve">Card details entered in the embedded form; select Pay.</w:t>
       </w:r>
     </w:p>
     <w:p>
@@ -502,7 +506,7 @@
           <w:b/>
           <w:sz w:val="22"/>
         </w:rPr>
-        <w:t>Step 5: Confirmation</w:t>
+        <w:t>Step 6: Complete 3-D Secure authentication</w:t>
       </w:r>
     </w:p>
     <w:p>
@@ -514,7 +518,27 @@
           <w:color w:val="000000"/>
           <w:sz w:val="22"/>
         </w:rPr>
-        <w:t>The merchant receipt page confirms the order with the amount, Order ID, Transaction ID, status and technical details (session and checkout versions).</w:t>
+        <w:t xml:space="preserve">In MTF the ACS Emulator for 3DS V2 appears. Select the authentication result — for a successful flow choose “(Y) Authentication/Account Verification Successful” — then Submit.</w:t>
+      </w:r>
+    </w:p>
+    <w:p>
+      <w:pPr>
+        <w:spacing w:before="80" w:after="160"/>
+      </w:pPr>
+      <w:r>
+        <w:rPr>
+          <w:b/>
+          <w:color w:val="C00000"/>
+          <w:sz w:val="22"/>
+        </w:rPr>
+        <w:t xml:space="preserve">Important: </w:t>
+      </w:r>
+      <w:r>
+        <w:rPr>
+          <w:color w:val="C00000"/>
+          <w:sz w:val="22"/>
+        </w:rPr>
+        <w:t xml:space="preserve">This emulator screen appears only in test environments. In production the shopper completes real issuer authentication.</w:t>
       </w:r>
     </w:p>
     <w:p>
@@ -525,7 +549,7 @@
       <w:r>
         <w:drawing>
           <wp:inline xmlns:a="http://schemas.openxmlformats.org/drawingml/2006/main" xmlns:pic="http://schemas.openxmlformats.org/drawingml/2006/picture">
-            <wp:extent cx="6225871" cy="7680960"/>
+            <wp:extent cx="6400800" cy="1920240"/>
             <wp:docPr id="6" name="Picture 6"/>
             <wp:cNvGraphicFramePr>
               <a:graphicFrameLocks noChangeAspect="1"/>
@@ -534,11 +558,11 @@
               <a:graphicData uri="http://schemas.openxmlformats.org/drawingml/2006/picture">
                 <pic:pic>
                   <pic:nvPicPr>
-                    <pic:cNvPr id="0" name="Screenshot 2026-08-23 at 17.56.15.png"/>
+                    <pic:cNvPr id="0" name="image6.png"/>
                     <pic:cNvPicPr/>
                   </pic:nvPicPr>
                   <pic:blipFill>
-                    <a:blip r:embed="rId15"/>
+                    <a:blip r:embed="rIdImg6"/>
                     <a:stretch>
                       <a:fillRect/>
                     </a:stretch>
@@ -546,7 +570,7 @@
                   <pic:spPr>
                     <a:xfrm>
                       <a:off x="0" y="0"/>
-                      <a:ext cx="6225871" cy="7680960"/>
+                      <a:ext cx="6400800" cy="1920240"/>
                     </a:xfrm>
                     <a:prstGeom prst="rect"/>
                   </pic:spPr>
@@ -568,7 +592,195 @@
           <w:color w:val="595959"/>
           <w:sz w:val="18"/>
         </w:rPr>
-        <w:t>Merchant receipt — Payment Successful with transaction and technical details.</w:t>
+        <w:t xml:space="preserve">3-D Secure V2 — ACS Emulator authentication result, then Submit.</w:t>
+      </w:r>
+    </w:p>
+    <w:p>
+      <w:pPr>
+        <w:spacing w:before="200" w:after="40"/>
+      </w:pPr>
+      <w:r>
+        <w:rPr>
+          <w:b/>
+          <w:sz w:val="22"/>
+        </w:rPr>
+        <w:t>Step 7: Confirmation</w:t>
+      </w:r>
+    </w:p>
+    <w:p>
+      <w:pPr>
+        <w:spacing w:after="120"/>
+      </w:pPr>
+      <w:r>
+        <w:rPr>
+          <w:color w:val="000000"/>
+          <w:sz w:val="22"/>
+        </w:rPr>
+        <w:t xml:space="preserve">The shopper lands on the TechGear receipt. The demo confirms the payment by checking that the resultIndicator sent back by the gateway matches the successIndicator issued when the session was created. Only then is the order shown as confirmed and the cart emptied.</w:t>
+      </w:r>
+    </w:p>
+    <w:p>
+      <w:pPr>
+        <w:spacing w:after="120"/>
+      </w:pPr>
+      <w:r>
+        <w:rPr>
+          <w:color w:val="000000"/>
+          <w:sz w:val="22"/>
+        </w:rPr>
+        <w:t xml:space="preserve">The receipt lists the order number, items, total and result indicator. If the indicators don't match, the page says the payment didn't go through and offers Back to cart.</w:t>
+      </w:r>
+    </w:p>
+    <w:p>
+      <w:pPr>
+        <w:spacing w:before="80"/>
+        <w:jc w:val="center"/>
+      </w:pPr>
+      <w:r>
+        <w:drawing>
+          <wp:inline xmlns:a="http://schemas.openxmlformats.org/drawingml/2006/main" xmlns:pic="http://schemas.openxmlformats.org/drawingml/2006/picture">
+            <wp:extent cx="6400800" cy="4112514"/>
+            <wp:docPr id="7" name="Picture 7"/>
+            <wp:cNvGraphicFramePr>
+              <a:graphicFrameLocks noChangeAspect="1"/>
+            </wp:cNvGraphicFramePr>
+            <a:graphic>
+              <a:graphicData uri="http://schemas.openxmlformats.org/drawingml/2006/picture">
+                <pic:pic>
+                  <pic:nvPicPr>
+                    <pic:cNvPr id="0" name="image7.png"/>
+                    <pic:cNvPicPr/>
+                  </pic:nvPicPr>
+                  <pic:blipFill>
+                    <a:blip r:embed="rIdImg7"/>
+                    <a:stretch>
+                      <a:fillRect/>
+                    </a:stretch>
+                  </pic:blipFill>
+                  <pic:spPr>
+                    <a:xfrm>
+                      <a:off x="0" y="0"/>
+                      <a:ext cx="6400800" cy="4112514"/>
+                    </a:xfrm>
+                    <a:prstGeom prst="rect"/>
+                  </pic:spPr>
+                </pic:pic>
+              </a:graphicData>
+            </a:graphic>
+          </wp:inline>
+        </w:drawing>
+      </w:r>
+    </w:p>
+    <w:p>
+      <w:pPr>
+        <w:spacing w:after="200"/>
+        <w:jc w:val="center"/>
+      </w:pPr>
+      <w:r>
+        <w:rPr>
+          <w:i/>
+          <w:color w:val="595959"/>
+          <w:sz w:val="18"/>
+        </w:rPr>
+        <w:t xml:space="preserve">TechGear receipt — order confirmed after the result indicator is verified.</w:t>
+      </w:r>
+    </w:p>
+    <w:p>
+      <w:pPr>
+        <w:spacing w:before="200" w:after="40"/>
+      </w:pPr>
+      <w:r>
+        <w:rPr>
+          <w:b/>
+          <w:sz w:val="22"/>
+        </w:rPr>
+        <w:t>Behind the scenes: Developer view</w:t>
+      </w:r>
+    </w:p>
+    <w:p>
+      <w:pPr>
+        <w:spacing w:after="120"/>
+      </w:pPr>
+      <w:r>
+        <w:rPr>
+          <w:color w:val="000000"/>
+          <w:sz w:val="22"/>
+        </w:rPr>
+        <w:t xml:space="preserve">On the checkout and receipt pages, the Developer view tab on the right edge opens a drawer. Network calls lists the calls behind the checkout — Create checkout session, Checkout.configure and Checkout.showEmbeddedPage — with their request and response bodies. How it works explains the four stages of the flow.</w:t>
+      </w:r>
+    </w:p>
+    <w:p>
+      <w:pPr>
+        <w:spacing w:before="80" w:after="160"/>
+      </w:pPr>
+      <w:r>
+        <w:rPr>
+          <w:b/>
+          <w:color w:val="C00000"/>
+          <w:sz w:val="22"/>
+        </w:rPr>
+        <w:t xml:space="preserve">Note: </w:t>
+      </w:r>
+      <w:r>
+        <w:rPr>
+          <w:color w:val="C00000"/>
+          <w:sz w:val="22"/>
+        </w:rPr>
+        <w:t xml:space="preserve">Open the Developer view when presenting to technical audiences; keep it closed for a shopper's-eye demo.</w:t>
+      </w:r>
+    </w:p>
+    <w:p>
+      <w:pPr>
+        <w:spacing w:before="80"/>
+        <w:jc w:val="center"/>
+      </w:pPr>
+      <w:r>
+        <w:drawing>
+          <wp:inline xmlns:a="http://schemas.openxmlformats.org/drawingml/2006/main" xmlns:pic="http://schemas.openxmlformats.org/drawingml/2006/picture">
+            <wp:extent cx="6400800" cy="4112514"/>
+            <wp:docPr id="8" name="Picture 8"/>
+            <wp:cNvGraphicFramePr>
+              <a:graphicFrameLocks noChangeAspect="1"/>
+            </wp:cNvGraphicFramePr>
+            <a:graphic>
+              <a:graphicData uri="http://schemas.openxmlformats.org/drawingml/2006/picture">
+                <pic:pic>
+                  <pic:nvPicPr>
+                    <pic:cNvPr id="0" name="image8.png"/>
+                    <pic:cNvPicPr/>
+                  </pic:nvPicPr>
+                  <pic:blipFill>
+                    <a:blip r:embed="rIdImg8"/>
+                    <a:stretch>
+                      <a:fillRect/>
+                    </a:stretch>
+                  </pic:blipFill>
+                  <pic:spPr>
+                    <a:xfrm>
+                      <a:off x="0" y="0"/>
+                      <a:ext cx="6400800" cy="4112514"/>
+                    </a:xfrm>
+                    <a:prstGeom prst="rect"/>
+                  </pic:spPr>
+                </pic:pic>
+              </a:graphicData>
+            </a:graphic>
+          </wp:inline>
+        </w:drawing>
+      </w:r>
+    </w:p>
+    <w:p>
+      <w:pPr>
+        <w:spacing w:after="200"/>
+        <w:jc w:val="center"/>
+      </w:pPr>
+      <w:r>
+        <w:rPr>
+          <w:i/>
+          <w:color w:val="595959"/>
+          <w:sz w:val="18"/>
+        </w:rPr>
+        <w:t xml:space="preserve">Developer view — the calls behind an embedded checkout.</w:t>
       </w:r>
     </w:p>
     <w:p>
